--- a/Tailored_CVs/Shinoy_Jobster_Medewerker_Binnendienst___Softwaretester.docx
+++ b/Tailored_CVs/Shinoy_Jobster_Medewerker_Binnendienst___Softwaretester.docx
@@ -70,7 +70,7 @@
           <w:b w:val="0"/>
           <w:sz w:val="19"/>
         </w:rPr>
-        <w:t>I am a QA automation engineer with over eight years of experience building scalable testing frameworks and validating complex backend workflows. I bring a strong analytical mindset to software testing, focusing on identifying defects and ensuring high release stability. Having recently relocated to the Netherlands, I am ready to contribute my technical background to your team in Dordrecht.</w:t>
+        <w:t>I am a QA automation engineer with over 8 years of experience building scalable testing frameworks and analyzing complex software workflows. My background includes strong analytical skills, exploratory testing, and close collaboration with development teams to ensure software quality. I hold a valid EU residence permit and live in Amstelveen.</w:t>
       </w:r>
     </w:p>
     <w:p>
@@ -288,7 +288,7 @@
           <w:b w:val="0"/>
           <w:sz w:val="18"/>
         </w:rPr>
-        <w:t>▸ Tested new software functionalities and identified critical defects to improve overall quality and user experience.</w:t>
+        <w:t>▸ Performed exploratory testing, smoke testing, and sanity runs on deployment builds to ensure rapid feedback cycles and high release stability.</w:t>
       </w:r>
     </w:p>
     <w:p>
@@ -301,7 +301,7 @@
           <w:b w:val="0"/>
           <w:sz w:val="18"/>
         </w:rPr>
-        <w:t>▸ Executed exploratory testing and automated smoke tests to ensure rapid feedback cycles on deployment builds.</w:t>
+        <w:t>▸ Managed defect tracking on Jira and maintained updated documentation to ensure alignment with business requirements.</w:t>
       </w:r>
     </w:p>
     <w:p>
@@ -314,7 +314,7 @@
           <w:b w:val="0"/>
           <w:sz w:val="18"/>
         </w:rPr>
-        <w:t>▸ Managed defect tracking on JIRA and maintained clear documentation to align testing efforts with business requirements.</w:t>
+        <w:t>▸ Analyzed complex backend data and workflows to catch issues early and maintain strict data integrity.</w:t>
       </w:r>
     </w:p>
     <w:p>
@@ -327,7 +327,7 @@
           <w:b w:val="0"/>
           <w:sz w:val="18"/>
         </w:rPr>
-        <w:t>▸ Analyzed software problems and collaborated with teams to find practical solutions for complex system issues.</w:t>
+        <w:t>▸ Collaborated with crossfunctional teams and stakeholders to translate user stories into reliable testing strategies.</w:t>
       </w:r>
     </w:p>
     <w:p>
